--- a/documentos/resources/ordem_servico_modelos.docx
+++ b/documentos/resources/ordem_servico_modelos.docx
@@ -132,7 +132,7 @@
       </w:r>
       <w:r>
         <w:rPr/>
-        <w:t>, no uso das atribuições que me foram conferidas pelo Delegado-Geral Silvio Jacob Rockembach, bem como pelo Conselho da Polícia Civil,</w:t>
+        <w:t>, no uso das atribuições que me foram conferidas pelo Delegado-Geral {{ delegado_geral }}, bem como pelo Conselho da Polícia Civil,</w:t>
       </w:r>
     </w:p>
     <w:p>
